--- a/00-首页/题组Word/阶段测试卷/化学原理阶段测试卷II-答案.docx
+++ b/00-首页/题组Word/阶段测试卷/化学原理阶段测试卷II-答案.docx
@@ -29130,10 +29130,6 @@
     <w:p>
       <w:pPr>
         <w:pStyle w:val="Compact"/>
-        <w:numPr>
-          <w:ilvl w:val="0"/>
-          <w:numId w:val="1022"/>
-        </w:numPr>
       </w:pPr>
       <w:r>
         <w:rPr>

--- a/00-首页/题组Word/阶段测试卷/化学原理阶段测试卷II-答案.docx
+++ b/00-首页/题组Word/阶段测试卷/化学原理阶段测试卷II-答案.docx
@@ -11280,7 +11280,7 @@
         <m:sSup>
           <m:e>
             <m:r>
-              <m:t>​</m:t>
+              <m:t xml:space="preserve"> </m:t>
             </m:r>
           </m:e>
           <m:sup>
@@ -22162,7 +22162,7 @@
         <m:sSup>
           <m:e>
             <m:r>
-              <m:t>​</m:t>
+              <m:t xml:space="preserve"> </m:t>
             </m:r>
           </m:e>
           <m:sup>
@@ -22227,7 +22227,7 @@
         <m:sSup>
           <m:e>
             <m:r>
-              <m:t>​</m:t>
+              <m:t xml:space="preserve"> </m:t>
             </m:r>
           </m:e>
           <m:sup>

--- a/00-首页/题组Word/阶段测试卷/化学原理阶段测试卷II-答案.docx
+++ b/00-首页/题组Word/阶段测试卷/化学原理阶段测试卷II-答案.docx
@@ -8294,6 +8294,14 @@
         <w:tblStyle w:val="Table"/>
         <w:tblW w:type="pct" w:w="5000"/>
         <w:tblLayout w:type="fixed"/>
+        <w:tblBorders>
+          <w:top w:val="single" w:sz="12" w:space="0" w:color="000000"/>
+          <w:left w:val="none" w:sz="0" w:space="0" w:color="auto"/>
+          <w:bottom w:val="single" w:sz="12" w:space="0" w:color="000000"/>
+          <w:right w:val="none" w:sz="0" w:space="0" w:color="auto"/>
+          <w:insideH w:val="none" w:sz="0" w:space="0" w:color="auto"/>
+          <w:insideV w:val="none" w:sz="0" w:space="0" w:color="auto"/>
+        </w:tblBorders>
         <w:tblLook w:firstRow="1" w:lastRow="0" w:firstColumn="0" w:lastColumn="0" w:noHBand="0" w:noVBand="0" w:val="0020"/>
       </w:tblPr>
       <w:tblGrid>
@@ -8312,7 +8320,11 @@
           <w:tblHeader w:val="on"/>
         </w:trPr>
         <w:tc>
-          <w:tcPr/>
+          <w:tcPr>
+            <w:tcBorders>
+              <w:bottom w:val="single" w:sz="8" w:space="0" w:color="000000"/>
+            </w:tcBorders>
+          </w:tcPr>
           <w:p>
             <w:pPr>
               <w:pStyle w:val="Compact"/>
@@ -8328,7 +8340,11 @@
           </w:p>
         </w:tc>
         <w:tc>
-          <w:tcPr/>
+          <w:tcPr>
+            <w:tcBorders>
+              <w:bottom w:val="single" w:sz="8" w:space="0" w:color="000000"/>
+            </w:tcBorders>
+          </w:tcPr>
           <w:p>
             <w:pPr>
               <w:pStyle w:val="Compact"/>
@@ -8358,7 +8374,11 @@
           </w:p>
         </w:tc>
         <w:tc>
-          <w:tcPr/>
+          <w:tcPr>
+            <w:tcBorders>
+              <w:bottom w:val="single" w:sz="8" w:space="0" w:color="000000"/>
+            </w:tcBorders>
+          </w:tcPr>
           <w:p>
             <w:pPr>
               <w:pStyle w:val="Compact"/>
@@ -8381,7 +8401,11 @@
           </w:p>
         </w:tc>
         <w:tc>
-          <w:tcPr/>
+          <w:tcPr>
+            <w:tcBorders>
+              <w:bottom w:val="single" w:sz="8" w:space="0" w:color="000000"/>
+            </w:tcBorders>
+          </w:tcPr>
           <w:p>
             <w:pPr>
               <w:pStyle w:val="Compact"/>
@@ -8412,7 +8436,11 @@
           </w:p>
         </w:tc>
         <w:tc>
-          <w:tcPr/>
+          <w:tcPr>
+            <w:tcBorders>
+              <w:bottom w:val="single" w:sz="8" w:space="0" w:color="000000"/>
+            </w:tcBorders>
+          </w:tcPr>
           <w:p>
             <w:pPr>
               <w:pStyle w:val="Compact"/>
@@ -8428,7 +8456,11 @@
           </w:p>
         </w:tc>
         <w:tc>
-          <w:tcPr/>
+          <w:tcPr>
+            <w:tcBorders>
+              <w:bottom w:val="single" w:sz="8" w:space="0" w:color="000000"/>
+            </w:tcBorders>
+          </w:tcPr>
           <w:p>
             <w:pPr>
               <w:pStyle w:val="Compact"/>
@@ -8474,7 +8506,11 @@
           </w:p>
         </w:tc>
         <w:tc>
-          <w:tcPr/>
+          <w:tcPr>
+            <w:tcBorders>
+              <w:bottom w:val="single" w:sz="8" w:space="0" w:color="000000"/>
+            </w:tcBorders>
+          </w:tcPr>
           <w:p>
             <w:pPr>
               <w:pStyle w:val="Compact"/>
@@ -8519,7 +8555,11 @@
           </w:p>
         </w:tc>
         <w:tc>
-          <w:tcPr/>
+          <w:tcPr>
+            <w:tcBorders>
+              <w:bottom w:val="single" w:sz="8" w:space="0" w:color="000000"/>
+            </w:tcBorders>
+          </w:tcPr>
           <w:p>
             <w:pPr>
               <w:pStyle w:val="Compact"/>
@@ -8535,7 +8575,11 @@
           </w:p>
         </w:tc>
         <w:tc>
-          <w:tcPr/>
+          <w:tcPr>
+            <w:tcBorders>
+              <w:bottom w:val="single" w:sz="8" w:space="0" w:color="000000"/>
+            </w:tcBorders>
+          </w:tcPr>
           <w:p>
             <w:pPr>
               <w:pStyle w:val="Compact"/>
@@ -31766,7 +31810,7 @@
     <ns0:rPr>
       <ns0:rFonts ns0:ascii="Times New Roman" ns0:cs="Times New Roman" ns0:eastAsia="SimHei" ns0:hAnsi="Times New Roman"/>
       <ns0:b/>
-      <ns0:color ns0:val="17324D"/>
+      <ns0:color ns0:val="000000"/>
       <ns0:sz ns0:val="44"/>
       <ns0:szCs ns0:val="56"/>
     </ns0:rPr>
@@ -31908,7 +31952,7 @@
     <ns0:rPr>
       <ns0:rFonts ns0:ascii="Times New Roman" ns0:cs="Times New Roman" ns0:eastAsia="SimHei" ns0:hAnsi="Times New Roman"/>
       <ns0:b/>
-      <ns0:color ns0:val="17324D"/>
+      <ns0:color ns0:val="000000"/>
       <ns0:sz ns0:val="32"/>
       <ns0:szCs ns0:val="40"/>
     </ns0:rPr>
@@ -31932,7 +31976,7 @@
     <ns0:rPr>
       <ns0:rFonts ns0:ascii="Times New Roman" ns0:cs="Times New Roman" ns0:eastAsia="SimHei" ns0:hAnsi="Times New Roman"/>
       <ns0:b/>
-      <ns0:color ns0:val="17324D"/>
+      <ns0:color ns0:val="000000"/>
       <ns0:sz ns0:val="28"/>
       <ns0:szCs ns0:val="32"/>
     </ns0:rPr>
@@ -31956,7 +32000,7 @@
     <ns0:rPr>
       <ns0:rFonts ns0:ascii="Times New Roman" ns0:cs="Times New Roman" ns0:eastAsia="SimHei" ns0:hAnsi="Times New Roman"/>
       <ns0:b/>
-      <ns0:color ns0:val="17324D"/>
+      <ns0:color ns0:val="000000"/>
       <ns0:sz ns0:val="25"/>
       <ns0:szCs ns0:val="28"/>
     </ns0:rPr>
